--- a/documents/manuel-template.docx
+++ b/documents/manuel-template.docx
@@ -4,12 +4,48 @@
   <w:body>
     <w:p>
       <w:pPr>
-        <w:pStyle w:val="Title"/>
-        <w:spacing w:after="600" w:before="1200"/>
+        <w:spacing w:after="400" w:before="600"/>
         <w:jc w:val="center"/>
       </w:pPr>
       <w:r>
-        <w:t xml:space="preserve">MANUEL DE FIN DE CHANTIER</w:t>
+        <w:drawing>
+          <wp:inline distT="0" distB="0" distL="0" distR="0">
+            <wp:extent cx="1047750" cy="1047750"/>
+            <wp:effectExtent t="0" r="0" b="0" l="0"/>
+            <wp:docPr id="1" name="" descr="" title=""/>
+            <wp:cNvGraphicFramePr>
+              <a:graphicFrameLocks xmlns:a="http://schemas.openxmlformats.org/drawingml/2006/main" noChangeAspect="1"/>
+            </wp:cNvGraphicFramePr>
+            <a:graphic xmlns:a="http://schemas.openxmlformats.org/drawingml/2006/main">
+              <a:graphicData uri="http://schemas.openxmlformats.org/drawingml/2006/picture">
+                <pic:pic xmlns:pic="http://schemas.openxmlformats.org/drawingml/2006/picture">
+                  <pic:nvPicPr>
+                    <pic:cNvPr id="0" name="" descr=""/>
+                    <pic:cNvPicPr>
+                      <a:picLocks noChangeAspect="1" noChangeArrowheads="1"/>
+                    </pic:cNvPicPr>
+                  </pic:nvPicPr>
+                  <pic:blipFill>
+                    <a:blip r:embed="rId7" cstate="none"/>
+                    <a:srcRect/>
+                    <a:stretch>
+                      <a:fillRect/>
+                    </a:stretch>
+                  </pic:blipFill>
+                  <pic:spPr bwMode="auto">
+                    <a:xfrm>
+                      <a:off x="0" y="0"/>
+                      <a:ext cx="1047750" cy="1047750"/>
+                    </a:xfrm>
+                    <a:prstGeom prst="rect">
+                      <a:avLst/>
+                    </a:prstGeom>
+                  </pic:spPr>
+                </pic:pic>
+              </a:graphicData>
+            </a:graphic>
+          </wp:inline>
+        </w:drawing>
       </w:r>
     </w:p>
     <w:p>
@@ -21,8 +57,25 @@
         <w:rPr>
           <w:b/>
           <w:bCs/>
-        </w:rPr>
-        <w:t xml:space="preserve">NOM DU PROJET :</w:t>
+          <w:color w:val="C8102E"/>
+          <w:sz w:val="44"/>
+          <w:szCs w:val="44"/>
+        </w:rPr>
+        <w:t xml:space="preserve">MANUEL DE FIN DE CHANTIER</w:t>
+      </w:r>
+    </w:p>
+    <w:p>
+      <w:pPr>
+        <w:spacing w:after="600"/>
+        <w:jc w:val="center"/>
+      </w:pPr>
+      <w:r>
+        <w:rPr>
+          <w:i/>
+          <w:iCs/>
+          <w:color w:val="6D6E71"/>
+        </w:rPr>
+        <w:t xml:space="preserve">Toitures Trois Étoiles Inc.</w:t>
       </w:r>
     </w:p>
     <w:p>
@@ -35,7 +88,7 @@
           <w:b/>
           <w:bCs/>
         </w:rPr>
-        <w:t xml:space="preserve">CLIENT :</w:t>
+        <w:t xml:space="preserve">NOM DU PROJET :</w:t>
       </w:r>
     </w:p>
     <w:p>
@@ -48,7 +101,7 @@
           <w:b/>
           <w:bCs/>
         </w:rPr>
-        <w:t xml:space="preserve">ADRESSE DU PROJET :</w:t>
+        <w:t xml:space="preserve">CLIENT :</w:t>
       </w:r>
     </w:p>
     <w:p>
@@ -61,7 +114,7 @@
           <w:b/>
           <w:bCs/>
         </w:rPr>
-        <w:t xml:space="preserve">NUMÉRO DE DOSSIER TTE :</w:t>
+        <w:t xml:space="preserve">ADRESSE DU PROJET :</w:t>
       </w:r>
     </w:p>
     <w:p>
@@ -74,20 +127,20 @@
           <w:b/>
           <w:bCs/>
         </w:rPr>
-        <w:t xml:space="preserve">DATE :</w:t>
-      </w:r>
-    </w:p>
-    <w:p>
-      <w:pPr>
-        <w:spacing w:before="800"/>
+        <w:t xml:space="preserve">NUMÉRO DE DOSSIER TTE :</w:t>
+      </w:r>
+    </w:p>
+    <w:p>
+      <w:pPr>
+        <w:spacing w:after="200"/>
         <w:jc w:val="center"/>
       </w:pPr>
       <w:r>
         <w:rPr>
-          <w:i/>
-          <w:iCs/>
-        </w:rPr>
-        <w:t xml:space="preserve">Toitures Trois Étoiles Inc.</w:t>
+          <w:b/>
+          <w:bCs/>
+        </w:rPr>
+        <w:t xml:space="preserve">DATE :</w:t>
       </w:r>
     </w:p>
     <w:p>
@@ -97,11 +150,154 @@
     </w:p>
     <w:p>
       <w:pPr>
-        <w:pStyle w:val="Heading1"/>
-        <w:spacing w:after="200" w:before="300"/>
-      </w:pPr>
-      <w:r>
-        <w:t xml:space="preserve">Liste des intervenants</w:t>
+        <w:pBdr>
+          <w:bottom w:val="single" w:color="C8102E" w:sz="8" w:space="4"/>
+        </w:pBdr>
+        <w:spacing w:after="300" w:before="200"/>
+      </w:pPr>
+      <w:r>
+        <w:rPr>
+          <w:b/>
+          <w:bCs/>
+          <w:color w:val="C8102E"/>
+          <w:sz w:val="30"/>
+          <w:szCs w:val="30"/>
+        </w:rPr>
+        <w:t xml:space="preserve">Table des matières</w:t>
+      </w:r>
+    </w:p>
+    <w:p>
+      <w:pPr>
+        <w:spacing w:after="160"/>
+      </w:pPr>
+      <w:r>
+        <w:t xml:space="preserve">1.  Liste des intervenants</w:t>
+      </w:r>
+    </w:p>
+    <w:p>
+      <w:pPr>
+        <w:spacing w:after="160"/>
+      </w:pPr>
+      <w:r>
+        <w:t xml:space="preserve">2.  Liste des fournisseurs et sous-traitants</w:t>
+      </w:r>
+    </w:p>
+    <w:p>
+      <w:pPr>
+        <w:spacing w:after="160"/>
+      </w:pPr>
+      <w:r>
+        <w:t xml:space="preserve">3.  Description des travaux exécutés</w:t>
+      </w:r>
+    </w:p>
+    <w:p>
+      <w:pPr>
+        <w:spacing w:after="160"/>
+      </w:pPr>
+      <w:r>
+        <w:t xml:space="preserve">4.  Détails et imprévus</w:t>
+      </w:r>
+    </w:p>
+    <w:p>
+      <w:pPr>
+        <w:spacing w:after="160"/>
+      </w:pPr>
+      <w:r>
+        <w:t xml:space="preserve">5.  Directives d'exploitation et d'entretien</w:t>
+      </w:r>
+    </w:p>
+    <w:p>
+      <w:pPr>
+        <w:spacing w:after="160"/>
+      </w:pPr>
+      <w:r>
+        <w:t xml:space="preserve">6.  Garanties</w:t>
+      </w:r>
+    </w:p>
+    <w:p>
+      <w:pPr>
+        <w:spacing w:after="160"/>
+      </w:pPr>
+      <w:r>
+        <w:t xml:space="preserve">7.  Manuel d'entretien préventif</w:t>
+      </w:r>
+    </w:p>
+    <w:p>
+      <w:pPr>
+        <w:spacing w:after="160"/>
+      </w:pPr>
+      <w:r>
+        <w:t xml:space="preserve">8.  Attestation de conformité CNESST</w:t>
+      </w:r>
+    </w:p>
+    <w:p>
+      <w:pPr>
+        <w:spacing w:after="160"/>
+      </w:pPr>
+      <w:r>
+        <w:t xml:space="preserve">9.  Attestation de conformité CCQ</w:t>
+      </w:r>
+    </w:p>
+    <w:p>
+      <w:pPr>
+        <w:spacing w:after="160"/>
+      </w:pPr>
+      <w:r>
+        <w:t xml:space="preserve">10.  Dessins d'atelier</w:t>
+      </w:r>
+    </w:p>
+    <w:p>
+      <w:pPr>
+        <w:spacing w:after="160"/>
+      </w:pPr>
+      <w:r>
+        <w:t xml:space="preserve">11.  Fiches techniques</w:t>
+      </w:r>
+    </w:p>
+    <w:p>
+      <w:pPr>
+        <w:spacing w:after="160"/>
+      </w:pPr>
+      <w:r>
+        <w:t xml:space="preserve">12.  Plans tels que construits (as-built)</w:t>
+      </w:r>
+    </w:p>
+    <w:p>
+      <w:r>
+        <w:br w:type="page"/>
+      </w:r>
+    </w:p>
+    <w:p>
+      <w:pPr>
+        <w:pBdr>
+          <w:bottom w:val="single" w:color="C8102E" w:sz="8" w:space="4"/>
+        </w:pBdr>
+        <w:spacing w:after="220" w:before="300"/>
+      </w:pPr>
+      <w:r>
+        <w:rPr>
+          <w:b/>
+          <w:bCs/>
+          <w:color w:val="C8102E"/>
+          <w:sz w:val="30"/>
+          <w:szCs w:val="30"/>
+        </w:rPr>
+        <w:t xml:space="preserve">1. Liste des intervenants</w:t>
+      </w:r>
+    </w:p>
+    <w:p>
+      <w:pPr>
+        <w:spacing w:after="150" w:before="200"/>
+      </w:pPr>
+      <w:r>
+        <w:rPr>
+          <w:b/>
+          <w:bCs/>
+          <w:color w:val="6D6E71"/>
+          <w:sz w:val="24"/>
+          <w:szCs w:val="24"/>
+        </w:rPr>
+        <w:t xml:space="preserve">Propriétaire</w:t>
       </w:r>
     </w:p>
     <w:p>
@@ -113,7 +309,22 @@
           <w:b/>
           <w:bCs/>
         </w:rPr>
-        <w:t xml:space="preserve">Propriétaire :</w:t>
+        <w:t xml:space="preserve">Propriétaire :</w:t>
+      </w:r>
+    </w:p>
+    <w:p>
+      <w:pPr>
+        <w:spacing w:after="150" w:before="200"/>
+      </w:pPr>
+      <w:r>
+        <w:rPr>
+          <w:b/>
+          <w:bCs/>
+          <w:color w:val="6D6E71"/>
+          <w:sz w:val="24"/>
+          <w:szCs w:val="24"/>
+        </w:rPr>
+        <w:t xml:space="preserve">Consultant</w:t>
       </w:r>
     </w:p>
     <w:p>
@@ -125,7 +336,22 @@
           <w:b/>
           <w:bCs/>
         </w:rPr>
-        <w:t xml:space="preserve">Consultant :</w:t>
+        <w:t xml:space="preserve">Consultant :</w:t>
+      </w:r>
+    </w:p>
+    <w:p>
+      <w:pPr>
+        <w:spacing w:after="150" w:before="200"/>
+      </w:pPr>
+      <w:r>
+        <w:rPr>
+          <w:b/>
+          <w:bCs/>
+          <w:color w:val="6D6E71"/>
+          <w:sz w:val="24"/>
+          <w:szCs w:val="24"/>
+        </w:rPr>
+        <w:t xml:space="preserve">Entrepreneur général</w:t>
       </w:r>
     </w:p>
     <w:p>
@@ -137,7 +363,22 @@
           <w:b/>
           <w:bCs/>
         </w:rPr>
-        <w:t xml:space="preserve">Entrepreneur général :</w:t>
+        <w:t xml:space="preserve">Entrepreneur général :</w:t>
+      </w:r>
+    </w:p>
+    <w:p>
+      <w:pPr>
+        <w:spacing w:after="150" w:before="200"/>
+      </w:pPr>
+      <w:r>
+        <w:rPr>
+          <w:b/>
+          <w:bCs/>
+          <w:color w:val="6D6E71"/>
+          <w:sz w:val="24"/>
+          <w:szCs w:val="24"/>
+        </w:rPr>
+        <w:t xml:space="preserve">Entrepreneur couvreur</w:t>
       </w:r>
     </w:p>
     <w:p>
@@ -149,7 +390,7 @@
           <w:b/>
           <w:bCs/>
         </w:rPr>
-        <w:t xml:space="preserve">Entrepreneur couvreur :</w:t>
+        <w:t xml:space="preserve">Entrepreneur couvreur :</w:t>
       </w:r>
     </w:p>
     <w:p>
@@ -159,20 +400,47 @@
     </w:p>
     <w:p>
       <w:pPr>
-        <w:pStyle w:val="Heading1"/>
-        <w:spacing w:after="200" w:before="300"/>
-      </w:pPr>
-      <w:r>
-        <w:t xml:space="preserve">Liste des fournisseurs et sous-traitants</w:t>
-      </w:r>
-    </w:p>
-    <w:p>
-      <w:pPr>
-        <w:pStyle w:val="Heading2"/>
+        <w:pBdr>
+          <w:bottom w:val="single" w:color="C8102E" w:sz="8" w:space="4"/>
+        </w:pBdr>
+        <w:spacing w:after="220" w:before="300"/>
+      </w:pPr>
+      <w:r>
+        <w:rPr>
+          <w:b/>
+          <w:bCs/>
+          <w:color w:val="C8102E"/>
+          <w:sz w:val="30"/>
+          <w:szCs w:val="30"/>
+        </w:rPr>
+        <w:t xml:space="preserve">2. Liste des fournisseurs et sous-traitants</w:t>
+      </w:r>
+    </w:p>
+    <w:p>
+      <w:pPr>
+        <w:spacing w:after="150" w:before="200"/>
+      </w:pPr>
+      <w:r>
+        <w:rPr>
+          <w:b/>
+          <w:bCs/>
+          <w:color w:val="6D6E71"/>
+          <w:sz w:val="24"/>
+          <w:szCs w:val="24"/>
+        </w:rPr>
+        <w:t xml:space="preserve">Fournisseurs</w:t>
+      </w:r>
+    </w:p>
+    <w:p>
+      <w:pPr>
         <w:spacing w:after="100" w:before="200"/>
       </w:pPr>
       <w:r>
-        <w:t xml:space="preserve">Fournisseurs</w:t>
+        <w:rPr>
+          <w:b/>
+          <w:bCs/>
+        </w:rPr>
+        <w:t xml:space="preserve">Fournisseur 1 :</w:t>
       </w:r>
     </w:p>
     <w:p>
@@ -184,7 +452,7 @@
           <w:b/>
           <w:bCs/>
         </w:rPr>
-        <w:t xml:space="preserve">Fournisseur 1 :</w:t>
+        <w:t xml:space="preserve">Fournisseur 2 :</w:t>
       </w:r>
     </w:p>
     <w:p>
@@ -196,7 +464,7 @@
           <w:b/>
           <w:bCs/>
         </w:rPr>
-        <w:t xml:space="preserve">Fournisseur 2 :</w:t>
+        <w:t xml:space="preserve">Fournisseur 3 :</w:t>
       </w:r>
     </w:p>
     <w:p>
@@ -208,7 +476,22 @@
           <w:b/>
           <w:bCs/>
         </w:rPr>
-        <w:t xml:space="preserve">Fournisseur 3 :</w:t>
+        <w:t xml:space="preserve">Fournisseur 4 :</w:t>
+      </w:r>
+    </w:p>
+    <w:p>
+      <w:pPr>
+        <w:spacing w:after="150" w:before="200"/>
+      </w:pPr>
+      <w:r>
+        <w:rPr>
+          <w:b/>
+          <w:bCs/>
+          <w:color w:val="6D6E71"/>
+          <w:sz w:val="24"/>
+          <w:szCs w:val="24"/>
+        </w:rPr>
+        <w:t xml:space="preserve">Sous-traitants</w:t>
       </w:r>
     </w:p>
     <w:p>
@@ -220,16 +503,7 @@
           <w:b/>
           <w:bCs/>
         </w:rPr>
-        <w:t xml:space="preserve">Fournisseur 4 :</w:t>
-      </w:r>
-    </w:p>
-    <w:p>
-      <w:pPr>
-        <w:pStyle w:val="Heading2"/>
-        <w:spacing w:after="100" w:before="300"/>
-      </w:pPr>
-      <w:r>
-        <w:t xml:space="preserve">Sous-traitants</w:t>
+        <w:t xml:space="preserve">Sous-traitant 1 :</w:t>
       </w:r>
     </w:p>
     <w:p>
@@ -241,7 +515,38 @@
           <w:b/>
           <w:bCs/>
         </w:rPr>
-        <w:t xml:space="preserve">Sous-traitant 1 :</w:t>
+        <w:t xml:space="preserve">Sous-traitant 2 :</w:t>
+      </w:r>
+    </w:p>
+    <w:p>
+      <w:r>
+        <w:br w:type="page"/>
+      </w:r>
+    </w:p>
+    <w:p>
+      <w:pPr>
+        <w:pBdr>
+          <w:bottom w:val="single" w:color="C8102E" w:sz="8" w:space="4"/>
+        </w:pBdr>
+        <w:spacing w:after="220" w:before="300"/>
+      </w:pPr>
+      <w:r>
+        <w:rPr>
+          <w:b/>
+          <w:bCs/>
+          <w:color w:val="C8102E"/>
+          <w:sz w:val="30"/>
+          <w:szCs w:val="30"/>
+        </w:rPr>
+        <w:t xml:space="preserve">3. Description des travaux exécutés</w:t>
+      </w:r>
+    </w:p>
+    <w:p>
+      <w:pPr>
+        <w:spacing w:after="200"/>
+      </w:pPr>
+      <w:r>
+        <w:t xml:space="preserve">Composition complète de la toiture installée, telle que décrite au devis (coupe-vapeur, isolant et épaisseur/pente, panneaux de support, membrane(s), relevés, solins, etc.) :</w:t>
       </w:r>
     </w:p>
     <w:p>
@@ -253,7 +558,7 @@
           <w:b/>
           <w:bCs/>
         </w:rPr>
-        <w:t xml:space="preserve">Sous-traitant 2 :</w:t>
+        <w:t xml:space="preserve">Description :</w:t>
       </w:r>
     </w:p>
     <w:p>
@@ -263,19 +568,28 @@
     </w:p>
     <w:p>
       <w:pPr>
-        <w:pStyle w:val="Heading1"/>
-        <w:spacing w:after="200" w:before="300"/>
-      </w:pPr>
-      <w:r>
-        <w:t xml:space="preserve">Description des travaux exécutés</w:t>
-      </w:r>
-    </w:p>
-    <w:p>
-      <w:pPr>
-        <w:spacing w:after="200"/>
-      </w:pPr>
-      <w:r>
-        <w:t xml:space="preserve">Composition complète de la toiture installée (coupe-vapeur, isolant, pente, panneaux de support, membrane, relevés, etc.) :</w:t>
+        <w:pBdr>
+          <w:bottom w:val="single" w:color="C8102E" w:sz="8" w:space="4"/>
+        </w:pBdr>
+        <w:spacing w:after="220" w:before="300"/>
+      </w:pPr>
+      <w:r>
+        <w:rPr>
+          <w:b/>
+          <w:bCs/>
+          <w:color w:val="C8102E"/>
+          <w:sz w:val="30"/>
+          <w:szCs w:val="30"/>
+        </w:rPr>
+        <w:t xml:space="preserve">4. Détails et imprévus</w:t>
+      </w:r>
+    </w:p>
+    <w:p>
+      <w:pPr>
+        <w:spacing w:after="150"/>
+      </w:pPr>
+      <w:r>
+        <w:t xml:space="preserve">Précisions, particularités ou événements imprévus survenus en cours de chantier, le cas échéant :</w:t>
       </w:r>
     </w:p>
     <w:p>
@@ -287,7 +601,7 @@
           <w:b/>
           <w:bCs/>
         </w:rPr>
-        <w:t xml:space="preserve">Description :</w:t>
+        <w:t xml:space="preserve">Détails :</w:t>
       </w:r>
     </w:p>
     <w:p>
@@ -297,11 +611,20 @@
     </w:p>
     <w:p>
       <w:pPr>
-        <w:pStyle w:val="Heading1"/>
-        <w:spacing w:after="200" w:before="300"/>
-      </w:pPr>
-      <w:r>
-        <w:t xml:space="preserve">Détails et imprévus</w:t>
+        <w:pBdr>
+          <w:bottom w:val="single" w:color="C8102E" w:sz="8" w:space="4"/>
+        </w:pBdr>
+        <w:spacing w:after="220" w:before="300"/>
+      </w:pPr>
+      <w:r>
+        <w:rPr>
+          <w:b/>
+          <w:bCs/>
+          <w:color w:val="C8102E"/>
+          <w:sz w:val="30"/>
+          <w:szCs w:val="30"/>
+        </w:rPr>
+        <w:t xml:space="preserve">5. Directives d'exploitation et d'entretien</w:t>
       </w:r>
     </w:p>
     <w:p>
@@ -309,33 +632,7 @@
         <w:spacing w:after="150"/>
       </w:pPr>
       <w:r>
-        <w:t xml:space="preserve">Précisions, particularités ou événements imprévus survenus en cours de chantier, le cas échéant :</w:t>
-      </w:r>
-    </w:p>
-    <w:p>
-      <w:pPr>
-        <w:spacing w:after="100" w:before="200"/>
-      </w:pPr>
-      <w:r>
-        <w:rPr>
-          <w:b/>
-          <w:bCs/>
-        </w:rPr>
-        <w:t xml:space="preserve">Détails :</w:t>
-      </w:r>
-    </w:p>
-    <w:p>
-      <w:r>
-        <w:br w:type="page"/>
-      </w:r>
-    </w:p>
-    <w:p>
-      <w:pPr>
-        <w:pStyle w:val="Heading1"/>
-        <w:spacing w:after="200" w:before="300"/>
-      </w:pPr>
-      <w:r>
-        <w:t xml:space="preserve">Directives d’exploitation et d’entretien</w:t>
+        <w:t xml:space="preserve">Les inspections préventives devraient être réalisées au moins deux fois par année, à l’automne et à la fin de l’hiver. Il est également recommandé de le faire à la suite d’événements climatiques majeurs (pluies abondantes, verglas, grands vents) ainsi qu’après toute installation ou tout travaux d’entretien d’appareils (climatisation, ventilation) sur la toiture.</w:t>
       </w:r>
     </w:p>
     <w:p>
@@ -343,23 +640,21 @@
         <w:spacing w:after="150"/>
       </w:pPr>
       <w:r>
-        <w:t xml:space="preserve">Les inspections préventives devraient être réalisées au moins deux fois par année, à l’automne et à la fin de l’hiver. Il est également recommandé de le faire à la suite d’événements climatiques majeurs (pluies abondantes, verglas, grands vents) ainsi qu’après toute installation ou tout travaux d’entretien d’appareils (climatisation, ventilation) sur la toiture.</w:t>
-      </w:r>
-    </w:p>
-    <w:p>
-      <w:pPr>
-        <w:spacing w:after="150"/>
-      </w:pPr>
-      <w:r>
         <w:t xml:space="preserve">Limitez l’accès au personnel autorisé uniquement. N’utilisez pas la toiture comme terrasse ou patio sans protection adéquate.</w:t>
       </w:r>
     </w:p>
     <w:p>
       <w:pPr>
-        <w:pStyle w:val="Heading2"/>
         <w:spacing w:after="150" w:before="300"/>
       </w:pPr>
       <w:r>
+        <w:rPr>
+          <w:b/>
+          <w:bCs/>
+          <w:color w:val="6D6E71"/>
+          <w:sz w:val="24"/>
+          <w:szCs w:val="24"/>
+        </w:rPr>
         <w:t xml:space="preserve">Liste de contrôle d’entretien</w:t>
       </w:r>
     </w:p>
@@ -387,6 +682,7 @@
         </w:trPr>
         <w:tc>
           <w:tcPr>
+            <w:shd w:fill="6D6E71"/>
             <w:tcMar>
               <w:top w:type="dxa" w:w="80"/>
               <w:left w:type="dxa" w:w="100"/>
@@ -400,6 +696,7 @@
               <w:rPr>
                 <w:b/>
                 <w:bCs/>
+                <w:color w:val="FFFFFF"/>
                 <w:sz w:val="18"/>
                 <w:szCs w:val="18"/>
               </w:rPr>
@@ -409,6 +706,7 @@
         </w:tc>
         <w:tc>
           <w:tcPr>
+            <w:shd w:fill="6D6E71"/>
             <w:tcMar>
               <w:top w:type="dxa" w:w="80"/>
               <w:left w:type="dxa" w:w="100"/>
@@ -422,6 +720,7 @@
               <w:rPr>
                 <w:b/>
                 <w:bCs/>
+                <w:color w:val="FFFFFF"/>
                 <w:sz w:val="18"/>
                 <w:szCs w:val="18"/>
               </w:rPr>
@@ -431,6 +730,7 @@
         </w:tc>
         <w:tc>
           <w:tcPr>
+            <w:shd w:fill="6D6E71"/>
             <w:tcMar>
               <w:top w:type="dxa" w:w="80"/>
               <w:left w:type="dxa" w:w="100"/>
@@ -444,6 +744,7 @@
               <w:rPr>
                 <w:b/>
                 <w:bCs/>
+                <w:color w:val="FFFFFF"/>
                 <w:sz w:val="18"/>
                 <w:szCs w:val="18"/>
               </w:rPr>
@@ -453,6 +754,7 @@
         </w:tc>
         <w:tc>
           <w:tcPr>
+            <w:shd w:fill="6D6E71"/>
             <w:tcMar>
               <w:top w:type="dxa" w:w="80"/>
               <w:left w:type="dxa" w:w="100"/>
@@ -466,6 +768,7 @@
               <w:rPr>
                 <w:b/>
                 <w:bCs/>
+                <w:color w:val="FFFFFF"/>
                 <w:sz w:val="18"/>
                 <w:szCs w:val="18"/>
               </w:rPr>
@@ -551,7 +854,7 @@
                 <w:sz w:val="16"/>
                 <w:szCs w:val="16"/>
               </w:rPr>
-              <w:t xml:space="preserve">Commentaire 1 :</w:t>
+              <w:t xml:space="preserve">Commentaire 1 :</w:t>
             </w:r>
           </w:p>
         </w:tc>
@@ -633,7 +936,7 @@
                 <w:sz w:val="16"/>
                 <w:szCs w:val="16"/>
               </w:rPr>
-              <w:t xml:space="preserve">Commentaire 2 :</w:t>
+              <w:t xml:space="preserve">Commentaire 2 :</w:t>
             </w:r>
           </w:p>
         </w:tc>
@@ -715,7 +1018,7 @@
                 <w:sz w:val="16"/>
                 <w:szCs w:val="16"/>
               </w:rPr>
-              <w:t xml:space="preserve">Commentaire 3 :</w:t>
+              <w:t xml:space="preserve">Commentaire 3 :</w:t>
             </w:r>
           </w:p>
         </w:tc>
@@ -797,7 +1100,7 @@
                 <w:sz w:val="16"/>
                 <w:szCs w:val="16"/>
               </w:rPr>
-              <w:t xml:space="preserve">Commentaire 4 :</w:t>
+              <w:t xml:space="preserve">Commentaire 4 :</w:t>
             </w:r>
           </w:p>
         </w:tc>
@@ -879,7 +1182,7 @@
                 <w:sz w:val="16"/>
                 <w:szCs w:val="16"/>
               </w:rPr>
-              <w:t xml:space="preserve">Commentaire 5 :</w:t>
+              <w:t xml:space="preserve">Commentaire 5 :</w:t>
             </w:r>
           </w:p>
         </w:tc>
@@ -961,7 +1264,7 @@
                 <w:sz w:val="16"/>
                 <w:szCs w:val="16"/>
               </w:rPr>
-              <w:t xml:space="preserve">Commentaire 6 :</w:t>
+              <w:t xml:space="preserve">Commentaire 6 :</w:t>
             </w:r>
           </w:p>
         </w:tc>
@@ -1043,7 +1346,7 @@
                 <w:sz w:val="16"/>
                 <w:szCs w:val="16"/>
               </w:rPr>
-              <w:t xml:space="preserve">Commentaire 7 :</w:t>
+              <w:t xml:space="preserve">Commentaire 7 :</w:t>
             </w:r>
           </w:p>
         </w:tc>
@@ -1125,7 +1428,7 @@
                 <w:sz w:val="16"/>
                 <w:szCs w:val="16"/>
               </w:rPr>
-              <w:t xml:space="preserve">Commentaire 8 :</w:t>
+              <w:t xml:space="preserve">Commentaire 8 :</w:t>
             </w:r>
           </w:p>
         </w:tc>
@@ -1207,7 +1510,7 @@
                 <w:sz w:val="16"/>
                 <w:szCs w:val="16"/>
               </w:rPr>
-              <w:t xml:space="preserve">Commentaire 9 :</w:t>
+              <w:t xml:space="preserve">Commentaire 9 :</w:t>
             </w:r>
           </w:p>
         </w:tc>
@@ -1220,19 +1523,34 @@
     </w:p>
     <w:p>
       <w:pPr>
-        <w:pStyle w:val="Heading1"/>
-        <w:spacing w:after="200" w:before="300"/>
-      </w:pPr>
-      <w:r>
-        <w:t xml:space="preserve">Garanties</w:t>
-      </w:r>
-    </w:p>
-    <w:p>
-      <w:pPr>
-        <w:pStyle w:val="Heading2"/>
+        <w:pBdr>
+          <w:bottom w:val="single" w:color="C8102E" w:sz="8" w:space="4"/>
+        </w:pBdr>
+        <w:spacing w:after="220" w:before="300"/>
+      </w:pPr>
+      <w:r>
+        <w:rPr>
+          <w:b/>
+          <w:bCs/>
+          <w:color w:val="C8102E"/>
+          <w:sz w:val="30"/>
+          <w:szCs w:val="30"/>
+        </w:rPr>
+        <w:t xml:space="preserve">6. Garanties</w:t>
+      </w:r>
+    </w:p>
+    <w:p>
+      <w:pPr>
         <w:spacing w:after="150" w:before="200"/>
       </w:pPr>
       <w:r>
+        <w:rPr>
+          <w:b/>
+          <w:bCs/>
+          <w:color w:val="6D6E71"/>
+          <w:sz w:val="24"/>
+          <w:szCs w:val="24"/>
+        </w:rPr>
         <w:t xml:space="preserve">Certificat de garantie — Toitures Trois Étoiles Inc.</w:t>
       </w:r>
     </w:p>
@@ -1245,7 +1563,7 @@
           <w:b/>
           <w:bCs/>
         </w:rPr>
-        <w:t xml:space="preserve">Numéro de garantie :</w:t>
+        <w:t xml:space="preserve">Numéro de garantie :</w:t>
       </w:r>
     </w:p>
     <w:p>
@@ -1257,7 +1575,7 @@
           <w:b/>
           <w:bCs/>
         </w:rPr>
-        <w:t xml:space="preserve">Surface garantie :</w:t>
+        <w:t xml:space="preserve">Surface garantie :</w:t>
       </w:r>
     </w:p>
     <w:p>
@@ -1269,7 +1587,7 @@
           <w:b/>
           <w:bCs/>
         </w:rPr>
-        <w:t xml:space="preserve">Durée de la garantie :</w:t>
+        <w:t xml:space="preserve">Durée de la garantie :</w:t>
       </w:r>
     </w:p>
     <w:p>
@@ -1281,7 +1599,7 @@
           <w:b/>
           <w:bCs/>
         </w:rPr>
-        <w:t xml:space="preserve">Date de fin de garantie :</w:t>
+        <w:t xml:space="preserve">Date de fin de garantie :</w:t>
       </w:r>
     </w:p>
     <w:p>
@@ -1502,7 +1820,13 @@
 <file path=word/styles.xml><?xml version="1.0" encoding="utf-8"?>
 <w:styles xmlns:mc="http://schemas.openxmlformats.org/markup-compatibility/2006" xmlns:r="http://schemas.openxmlformats.org/officeDocument/2006/relationships" xmlns:w="http://schemas.openxmlformats.org/wordprocessingml/2006/main" xmlns:w14="http://schemas.microsoft.com/office/word/2010/wordml" xmlns:w15="http://schemas.microsoft.com/office/word/2012/wordml" mc:Ignorable="w14 w15">
   <w:docDefaults>
-    <w:rPrDefault/>
+    <w:rPrDefault>
+      <w:rPr>
+        <w:rFonts w:ascii="Calibri" w:cs="Calibri" w:eastAsia="Calibri" w:hAnsi="Calibri"/>
+        <w:sz w:val="22"/>
+        <w:szCs w:val="22"/>
+      </w:rPr>
+    </w:rPrDefault>
     <w:pPrDefault/>
   </w:docDefaults>
   <w:style w:type="paragraph" w:styleId="Title">

--- a/documents/manuel-template.docx
+++ b/documents/manuel-template.docx
@@ -1516,124 +1516,6 @@
         </w:tc>
       </w:tr>
     </w:tbl>
-    <w:p>
-      <w:r>
-        <w:br w:type="page"/>
-      </w:r>
-    </w:p>
-    <w:p>
-      <w:pPr>
-        <w:pBdr>
-          <w:bottom w:val="single" w:color="C8102E" w:sz="8" w:space="4"/>
-        </w:pBdr>
-        <w:spacing w:after="220" w:before="300"/>
-      </w:pPr>
-      <w:r>
-        <w:rPr>
-          <w:b/>
-          <w:bCs/>
-          <w:color w:val="C8102E"/>
-          <w:sz w:val="30"/>
-          <w:szCs w:val="30"/>
-        </w:rPr>
-        <w:t xml:space="preserve">6. Garanties</w:t>
-      </w:r>
-    </w:p>
-    <w:p>
-      <w:pPr>
-        <w:spacing w:after="150" w:before="200"/>
-      </w:pPr>
-      <w:r>
-        <w:rPr>
-          <w:b/>
-          <w:bCs/>
-          <w:color w:val="6D6E71"/>
-          <w:sz w:val="24"/>
-          <w:szCs w:val="24"/>
-        </w:rPr>
-        <w:t xml:space="preserve">Certificat de garantie — Toitures Trois Étoiles Inc.</w:t>
-      </w:r>
-    </w:p>
-    <w:p>
-      <w:pPr>
-        <w:spacing w:after="150"/>
-      </w:pPr>
-      <w:r>
-        <w:rPr>
-          <w:b/>
-          <w:bCs/>
-        </w:rPr>
-        <w:t xml:space="preserve">Numéro de garantie :</w:t>
-      </w:r>
-    </w:p>
-    <w:p>
-      <w:pPr>
-        <w:spacing w:after="150"/>
-      </w:pPr>
-      <w:r>
-        <w:rPr>
-          <w:b/>
-          <w:bCs/>
-        </w:rPr>
-        <w:t xml:space="preserve">Surface garantie :</w:t>
-      </w:r>
-    </w:p>
-    <w:p>
-      <w:pPr>
-        <w:spacing w:after="150"/>
-      </w:pPr>
-      <w:r>
-        <w:rPr>
-          <w:b/>
-          <w:bCs/>
-        </w:rPr>
-        <w:t xml:space="preserve">Durée de la garantie :</w:t>
-      </w:r>
-    </w:p>
-    <w:p>
-      <w:pPr>
-        <w:spacing w:after="300"/>
-      </w:pPr>
-      <w:r>
-        <w:rPr>
-          <w:b/>
-          <w:bCs/>
-        </w:rPr>
-        <w:t xml:space="preserve">Date de fin de garantie :</w:t>
-      </w:r>
-    </w:p>
-    <w:p>
-      <w:pPr>
-        <w:spacing w:after="150"/>
-      </w:pPr>
-      <w:r>
-        <w:t xml:space="preserve">Cette garantie couvre les défauts de matériaux et de main-d’œuvre relatifs aux travaux de couverture décrits au présent document, pour la durée indiquée ci-dessus à compter de la date de fin des travaux. Elle s’annule automatiquement en cas de modifications, réparations ou ouvertures non autorisées apportées à la toiture, au pontage ou à l’entretoit sans approbation écrite préalable de Toitures Trois Étoiles Inc.</w:t>
-      </w:r>
-    </w:p>
-    <w:p>
-      <w:pPr>
-        <w:spacing w:after="150"/>
-      </w:pPr>
-      <w:r>
-        <w:t xml:space="preserve">La responsabilité financière en vertu de la présente garantie est limitée au coût des travaux de couverture prévu au contrat original. Cette garantie n’est ni négociable ni transférable sans le consentement écrit de Toitures Trois Étoiles Inc.</w:t>
-      </w:r>
-    </w:p>
-    <w:p>
-      <w:pPr>
-        <w:spacing w:before="200"/>
-      </w:pPr>
-      <w:r>
-        <w:t xml:space="preserve">[NOTE INTERNE T3E : ce texte est un gabarit générique — à faire valider par la direction avant usage officiel, notamment au regard du libellé légal habituel de T3E.]</w:t>
-      </w:r>
-    </w:p>
-    <w:p>
-      <w:pPr>
-        <w:spacing w:after="150"/>
-      </w:pPr>
-      <w:r>
-        <w:t xml:space="preserve">La garantie du fabricant des matériaux, lorsqu’applicable, est jointe en annexe du présent manuel (voir section Garantie fabricant).</w:t>
-      </w:r>
-    </w:p>
     <w:sectPr>
       <w:pgSz w:w="11906" w:h="16838" w:orient="portrait"/>
       <w:pgMar w:top="1440" w:right="1440" w:bottom="1440" w:left="1440" w:header="708" w:footer="708" w:gutter="0"/>
